--- a/egerak-v2/public/templates/lampiran-a-template.docx
+++ b/egerak-v2/public/templates/lampiran-a-template.docx
@@ -1344,9 +1344,6 @@
         <w:t xml:space="preserve">/ </w:t>
       </w:r>
       <w:r>
-        <w:rPr>
-          <w:strike/>
-        </w:rPr>
         <w:t>tidak diluluskan</w:t>
       </w:r>
       <w:r>
